--- a/worksheets/BL_L3_CircuitWorkshop_Worksheet.docx
+++ b/worksheets/BL_L3_CircuitWorkshop_Worksheet.docx
@@ -504,7 +504,7 @@
                 <w:sz w:val="21"/>
                 <w:szCs w:val="21"/>
               </w:rPr>
-              <w:t xml:space="preserve">Hard drives are now considered old technology, but could HDDs be the future for mass data storage? Research single-atom magnets. What is your conclusion?</w:t>
+              <w:t xml:space="preserve">A security light should come on when it is dark AND movement is detected, unless the test switch is on. Write that rule in your own words, then underline the logic words.</w:t>
             </w:r>
           </w:p>
           <w:tbl>
@@ -1287,6 +1287,218 @@
               </w:tc>
             </w:tr>
           </w:tbl>
+          <w:p>
+            <w:pPr>
+              <w:keepNext/>
+              <w:spacing w:after="60" w:before="120"/>
+            </w:pPr>
+            <w:r>
+              <w:rPr>
+                <w:rFonts w:ascii="Arial" w:cs="Arial" w:eastAsia="Arial" w:hAnsi="Arial"/>
+                <w:b/>
+                <w:bCs/>
+                <w:sz w:val="21"/>
+                <w:szCs w:val="21"/>
+              </w:rPr>
+              <w:t xml:space="preserve">'The alarm sounds if the door is open AND it is night.' Which gate is needed?</w:t>
+            </w:r>
+          </w:p>
+          <w:tbl>
+            <w:tblPr>
+              <w:tblW w:type="dxa" w:w="10026"/>
+              <w:tblBorders>
+                <w:top w:val="single" w:color="auto" w:sz="4"/>
+                <w:left w:val="single" w:color="auto" w:sz="4"/>
+                <w:bottom w:val="single" w:color="auto" w:sz="4"/>
+                <w:right w:val="single" w:color="auto" w:sz="4"/>
+                <w:insideH w:val="single" w:color="auto" w:sz="4"/>
+                <w:insideV w:val="single" w:color="auto" w:sz="4"/>
+              </w:tblBorders>
+            </w:tblPr>
+            <w:tblGrid>
+              <w:gridCol w:w="10026"/>
+            </w:tblGrid>
+            <w:tr>
+              <w:trPr>
+                <w:cantSplit/>
+                <w:trHeight w:val="460" w:hRule="exact"/>
+              </w:trPr>
+              <w:tc>
+                <w:tcPr>
+                  <w:tcW w:type="dxa" w:w="10026"/>
+                  <w:tcBorders>
+                    <w:top w:val="none" w:color="FFFFFF" w:sz="0"/>
+                    <w:left w:val="none" w:color="FFFFFF" w:sz="0"/>
+                    <w:bottom w:val="dotted" w:color="9AA8BC" w:sz="6"/>
+                    <w:right w:val="none" w:color="FFFFFF" w:sz="0"/>
+                  </w:tcBorders>
+                  <w:tcMar>
+                    <w:left w:type="dxa" w:w="0"/>
+                    <w:bottom w:type="dxa" w:w="20"/>
+                    <w:right w:type="dxa" w:w="0"/>
+                  </w:tcMar>
+                  <w:vAlign w:val="bottom"/>
+                </w:tcPr>
+                <w:p>
+                  <w:pPr>
+                    <w:spacing w:after="0" w:before="0"/>
+                  </w:pPr>
+                  <w:r>
+                    <w:rPr>
+                      <w:rFonts w:ascii="Arial" w:cs="Arial" w:eastAsia="Arial" w:hAnsi="Arial"/>
+                      <w:color w:val="5A6B85"/>
+                      <w:sz w:val="21"/>
+                      <w:szCs w:val="21"/>
+                    </w:rPr>
+                    <w:t xml:space="preserve"/>
+                  </w:r>
+                </w:p>
+              </w:tc>
+            </w:tr>
+            <w:tr>
+              <w:trPr>
+                <w:cantSplit/>
+                <w:trHeight w:val="460" w:hRule="exact"/>
+              </w:trPr>
+              <w:tc>
+                <w:tcPr>
+                  <w:tcW w:type="dxa" w:w="10026"/>
+                  <w:tcBorders>
+                    <w:top w:val="none" w:color="FFFFFF" w:sz="0"/>
+                    <w:left w:val="none" w:color="FFFFFF" w:sz="0"/>
+                    <w:bottom w:val="dotted" w:color="9AA8BC" w:sz="6"/>
+                    <w:right w:val="none" w:color="FFFFFF" w:sz="0"/>
+                  </w:tcBorders>
+                  <w:tcMar>
+                    <w:left w:type="dxa" w:w="0"/>
+                    <w:bottom w:type="dxa" w:w="20"/>
+                    <w:right w:type="dxa" w:w="0"/>
+                  </w:tcMar>
+                  <w:vAlign w:val="bottom"/>
+                </w:tcPr>
+                <w:p>
+                  <w:pPr>
+                    <w:spacing w:after="0" w:before="0"/>
+                  </w:pPr>
+                  <w:r>
+                    <w:rPr>
+                      <w:rFonts w:ascii="Arial" w:cs="Arial" w:eastAsia="Arial" w:hAnsi="Arial"/>
+                      <w:color w:val="5A6B85"/>
+                      <w:sz w:val="21"/>
+                      <w:szCs w:val="21"/>
+                    </w:rPr>
+                    <w:t xml:space="preserve"/>
+                  </w:r>
+                </w:p>
+              </w:tc>
+            </w:tr>
+          </w:tbl>
+          <w:p>
+            <w:pPr>
+              <w:keepNext/>
+              <w:spacing w:after="60" w:before="120"/>
+            </w:pPr>
+            <w:r>
+              <w:rPr>
+                <w:rFonts w:ascii="Arial" w:cs="Arial" w:eastAsia="Arial" w:hAnsi="Arial"/>
+                <w:b/>
+                <w:bCs/>
+                <w:sz w:val="21"/>
+                <w:szCs w:val="21"/>
+              </w:rPr>
+              <w:t xml:space="preserve">'Regardless of the sensors, the alarm always sounds if the manual button is pressed.' How is the button joined to the rest?</w:t>
+            </w:r>
+          </w:p>
+          <w:tbl>
+            <w:tblPr>
+              <w:tblW w:type="dxa" w:w="10026"/>
+              <w:tblBorders>
+                <w:top w:val="single" w:color="auto" w:sz="4"/>
+                <w:left w:val="single" w:color="auto" w:sz="4"/>
+                <w:bottom w:val="single" w:color="auto" w:sz="4"/>
+                <w:right w:val="single" w:color="auto" w:sz="4"/>
+                <w:insideH w:val="single" w:color="auto" w:sz="4"/>
+                <w:insideV w:val="single" w:color="auto" w:sz="4"/>
+              </w:tblBorders>
+            </w:tblPr>
+            <w:tblGrid>
+              <w:gridCol w:w="10026"/>
+            </w:tblGrid>
+            <w:tr>
+              <w:trPr>
+                <w:cantSplit/>
+                <w:trHeight w:val="460" w:hRule="exact"/>
+              </w:trPr>
+              <w:tc>
+                <w:tcPr>
+                  <w:tcW w:type="dxa" w:w="10026"/>
+                  <w:tcBorders>
+                    <w:top w:val="none" w:color="FFFFFF" w:sz="0"/>
+                    <w:left w:val="none" w:color="FFFFFF" w:sz="0"/>
+                    <w:bottom w:val="dotted" w:color="9AA8BC" w:sz="6"/>
+                    <w:right w:val="none" w:color="FFFFFF" w:sz="0"/>
+                  </w:tcBorders>
+                  <w:tcMar>
+                    <w:left w:type="dxa" w:w="0"/>
+                    <w:bottom w:type="dxa" w:w="20"/>
+                    <w:right w:type="dxa" w:w="0"/>
+                  </w:tcMar>
+                  <w:vAlign w:val="bottom"/>
+                </w:tcPr>
+                <w:p>
+                  <w:pPr>
+                    <w:spacing w:after="0" w:before="0"/>
+                  </w:pPr>
+                  <w:r>
+                    <w:rPr>
+                      <w:rFonts w:ascii="Arial" w:cs="Arial" w:eastAsia="Arial" w:hAnsi="Arial"/>
+                      <w:color w:val="5A6B85"/>
+                      <w:sz w:val="21"/>
+                      <w:szCs w:val="21"/>
+                    </w:rPr>
+                    <w:t xml:space="preserve"/>
+                  </w:r>
+                </w:p>
+              </w:tc>
+            </w:tr>
+            <w:tr>
+              <w:trPr>
+                <w:cantSplit/>
+                <w:trHeight w:val="460" w:hRule="exact"/>
+              </w:trPr>
+              <w:tc>
+                <w:tcPr>
+                  <w:tcW w:type="dxa" w:w="10026"/>
+                  <w:tcBorders>
+                    <w:top w:val="none" w:color="FFFFFF" w:sz="0"/>
+                    <w:left w:val="none" w:color="FFFFFF" w:sz="0"/>
+                    <w:bottom w:val="dotted" w:color="9AA8BC" w:sz="6"/>
+                    <w:right w:val="none" w:color="FFFFFF" w:sz="0"/>
+                  </w:tcBorders>
+                  <w:tcMar>
+                    <w:left w:type="dxa" w:w="0"/>
+                    <w:bottom w:type="dxa" w:w="20"/>
+                    <w:right w:type="dxa" w:w="0"/>
+                  </w:tcMar>
+                  <w:vAlign w:val="bottom"/>
+                </w:tcPr>
+                <w:p>
+                  <w:pPr>
+                    <w:spacing w:after="0" w:before="0"/>
+                  </w:pPr>
+                  <w:r>
+                    <w:rPr>
+                      <w:rFonts w:ascii="Arial" w:cs="Arial" w:eastAsia="Arial" w:hAnsi="Arial"/>
+                      <w:color w:val="5A6B85"/>
+                      <w:sz w:val="21"/>
+                      <w:szCs w:val="21"/>
+                    </w:rPr>
+                    <w:t xml:space="preserve"/>
+                  </w:r>
+                </w:p>
+              </w:tc>
+            </w:tr>
+          </w:tbl>
           <w:p/>
         </w:tc>
       </w:tr>
@@ -1353,7 +1565,7 @@
                 <w:sz w:val="26"/>
                 <w:szCs w:val="26"/>
               </w:rPr>
-              <w:t xml:space="preserve">Scenario 1: the alarm</w:t>
+              <w:t xml:space="preserve">Scenario 1: the shop alarm</w:t>
             </w:r>
           </w:p>
           <w:p>
@@ -1397,7 +1609,7 @@
                 <w:sz w:val="21"/>
                 <w:szCs w:val="21"/>
               </w:rPr>
-              <w:t xml:space="preserve">The alarm expression is...</w:t>
+              <w:t xml:space="preserve">The shop alarm expression is...</w:t>
             </w:r>
           </w:p>
           <w:tbl>
@@ -1477,7 +1689,7 @@
                 <w:sz w:val="21"/>
                 <w:szCs w:val="21"/>
               </w:rPr>
-              <w:t xml:space="preserve">Build the alarm circuit, then complete its truth table.</w:t>
+              <w:t xml:space="preserve">Build the shop alarm circuit, then complete its truth table.</w:t>
             </w:r>
           </w:p>
           <w:tbl>
@@ -3308,7 +3520,7 @@
                 <w:sz w:val="26"/>
                 <w:szCs w:val="26"/>
               </w:rPr>
-              <w:t xml:space="preserve">Scenario 2: the police cell</w:t>
+              <w:t xml:space="preserve">Scenario 2: the hospital lift</w:t>
             </w:r>
           </w:p>
           <w:p>
@@ -3352,7 +3564,7 @@
                 <w:sz w:val="21"/>
                 <w:szCs w:val="21"/>
               </w:rPr>
-              <w:t xml:space="preserve">The police cell expression is...</w:t>
+              <w:t xml:space="preserve">The hospital lift expression is...</w:t>
             </w:r>
           </w:p>
           <w:tbl>
@@ -3588,6 +3800,112 @@
                       <w:szCs w:val="18"/>
                     </w:rPr>
                     <w:t xml:space="preserve">Your logic diagram</w:t>
+                  </w:r>
+                </w:p>
+              </w:tc>
+            </w:tr>
+          </w:tbl>
+          <w:p>
+            <w:pPr>
+              <w:keepNext/>
+              <w:spacing w:after="60" w:before="120"/>
+            </w:pPr>
+            <w:r>
+              <w:rPr>
+                <w:rFonts w:ascii="Arial" w:cs="Arial" w:eastAsia="Arial" w:hAnsi="Arial"/>
+                <w:b/>
+                <w:bCs/>
+                <w:sz w:val="21"/>
+                <w:szCs w:val="21"/>
+              </w:rPr>
+              <w:t xml:space="preserve">In the hospital lift, when does the alarm sound?</w:t>
+            </w:r>
+          </w:p>
+          <w:tbl>
+            <w:tblPr>
+              <w:tblW w:type="dxa" w:w="10026"/>
+              <w:tblBorders>
+                <w:top w:val="single" w:color="auto" w:sz="4"/>
+                <w:left w:val="single" w:color="auto" w:sz="4"/>
+                <w:bottom w:val="single" w:color="auto" w:sz="4"/>
+                <w:right w:val="single" w:color="auto" w:sz="4"/>
+                <w:insideH w:val="single" w:color="auto" w:sz="4"/>
+                <w:insideV w:val="single" w:color="auto" w:sz="4"/>
+              </w:tblBorders>
+            </w:tblPr>
+            <w:tblGrid>
+              <w:gridCol w:w="10026"/>
+            </w:tblGrid>
+            <w:tr>
+              <w:trPr>
+                <w:cantSplit/>
+                <w:trHeight w:val="460" w:hRule="exact"/>
+              </w:trPr>
+              <w:tc>
+                <w:tcPr>
+                  <w:tcW w:type="dxa" w:w="10026"/>
+                  <w:tcBorders>
+                    <w:top w:val="none" w:color="FFFFFF" w:sz="0"/>
+                    <w:left w:val="none" w:color="FFFFFF" w:sz="0"/>
+                    <w:bottom w:val="dotted" w:color="9AA8BC" w:sz="6"/>
+                    <w:right w:val="none" w:color="FFFFFF" w:sz="0"/>
+                  </w:tcBorders>
+                  <w:tcMar>
+                    <w:left w:type="dxa" w:w="0"/>
+                    <w:bottom w:type="dxa" w:w="20"/>
+                    <w:right w:type="dxa" w:w="0"/>
+                  </w:tcMar>
+                  <w:vAlign w:val="bottom"/>
+                </w:tcPr>
+                <w:p>
+                  <w:pPr>
+                    <w:spacing w:after="0" w:before="0"/>
+                  </w:pPr>
+                  <w:r>
+                    <w:rPr>
+                      <w:rFonts w:ascii="Arial" w:cs="Arial" w:eastAsia="Arial" w:hAnsi="Arial"/>
+                      <w:color w:val="5A6B85"/>
+                      <w:sz w:val="21"/>
+                      <w:szCs w:val="21"/>
+                    </w:rPr>
+                    <w:t xml:space="preserve"/>
+                  </w:r>
+                </w:p>
+              </w:tc>
+            </w:tr>
+            <w:tr>
+              <w:trPr>
+                <w:cantSplit/>
+                <w:trHeight w:val="460" w:hRule="exact"/>
+              </w:trPr>
+              <w:tc>
+                <w:tcPr>
+                  <w:tcW w:type="dxa" w:w="10026"/>
+                  <w:tcBorders>
+                    <w:top w:val="none" w:color="FFFFFF" w:sz="0"/>
+                    <w:left w:val="none" w:color="FFFFFF" w:sz="0"/>
+                    <w:bottom w:val="dotted" w:color="9AA8BC" w:sz="6"/>
+                    <w:right w:val="none" w:color="FFFFFF" w:sz="0"/>
+                  </w:tcBorders>
+                  <w:tcMar>
+                    <w:left w:type="dxa" w:w="0"/>
+                    <w:bottom w:type="dxa" w:w="20"/>
+                    <w:right w:type="dxa" w:w="0"/>
+                  </w:tcMar>
+                  <w:vAlign w:val="bottom"/>
+                </w:tcPr>
+                <w:p>
+                  <w:pPr>
+                    <w:spacing w:after="0" w:before="0"/>
+                  </w:pPr>
+                  <w:r>
+                    <w:rPr>
+                      <w:rFonts w:ascii="Arial" w:cs="Arial" w:eastAsia="Arial" w:hAnsi="Arial"/>
+                      <w:color w:val="5A6B85"/>
+                      <w:sz w:val="21"/>
+                      <w:szCs w:val="21"/>
+                    </w:rPr>
+                    <w:t xml:space="preserve"/>
                   </w:r>
                 </w:p>
               </w:tc>
@@ -3659,7 +3977,7 @@
                 <w:sz w:val="26"/>
                 <w:szCs w:val="26"/>
               </w:rPr>
-              <w:t xml:space="preserve">Scenario 3: the factory</w:t>
+              <w:t xml:space="preserve">Scenario 3: the greenhouse</w:t>
             </w:r>
           </w:p>
           <w:p>
@@ -3703,7 +4021,7 @@
                 <w:sz w:val="21"/>
                 <w:szCs w:val="21"/>
               </w:rPr>
-              <w:t xml:space="preserve">The factory expression is...</w:t>
+              <w:t xml:space="preserve">The greenhouse expression is...</w:t>
             </w:r>
           </w:p>
           <w:tbl>
@@ -3783,7 +4101,7 @@
                 <w:sz w:val="21"/>
                 <w:szCs w:val="21"/>
               </w:rPr>
-              <w:t xml:space="preserve">Why does the override need a NOT gate?</w:t>
+              <w:t xml:space="preserve">Why does the window sensor need a NOT gate?</w:t>
             </w:r>
           </w:p>
           <w:tbl>
@@ -6045,7 +6363,219 @@
                 <w:sz w:val="21"/>
                 <w:szCs w:val="21"/>
               </w:rPr>
-              <w:t xml:space="preserve">The alarm should now need the manual button AND night. How would the circuit change?</w:t>
+              <w:t xml:space="preserve">The shop alarm should now need the panic button AND the shop to be closed. How would the circuit change?</w:t>
+            </w:r>
+          </w:p>
+          <w:tbl>
+            <w:tblPr>
+              <w:tblW w:type="dxa" w:w="10026"/>
+              <w:tblBorders>
+                <w:top w:val="single" w:color="auto" w:sz="4"/>
+                <w:left w:val="single" w:color="auto" w:sz="4"/>
+                <w:bottom w:val="single" w:color="auto" w:sz="4"/>
+                <w:right w:val="single" w:color="auto" w:sz="4"/>
+                <w:insideH w:val="single" w:color="auto" w:sz="4"/>
+                <w:insideV w:val="single" w:color="auto" w:sz="4"/>
+              </w:tblBorders>
+            </w:tblPr>
+            <w:tblGrid>
+              <w:gridCol w:w="10026"/>
+            </w:tblGrid>
+            <w:tr>
+              <w:trPr>
+                <w:cantSplit/>
+                <w:trHeight w:val="460" w:hRule="exact"/>
+              </w:trPr>
+              <w:tc>
+                <w:tcPr>
+                  <w:tcW w:type="dxa" w:w="10026"/>
+                  <w:tcBorders>
+                    <w:top w:val="none" w:color="FFFFFF" w:sz="0"/>
+                    <w:left w:val="none" w:color="FFFFFF" w:sz="0"/>
+                    <w:bottom w:val="dotted" w:color="9AA8BC" w:sz="6"/>
+                    <w:right w:val="none" w:color="FFFFFF" w:sz="0"/>
+                  </w:tcBorders>
+                  <w:tcMar>
+                    <w:left w:type="dxa" w:w="0"/>
+                    <w:bottom w:type="dxa" w:w="20"/>
+                    <w:right w:type="dxa" w:w="0"/>
+                  </w:tcMar>
+                  <w:vAlign w:val="bottom"/>
+                </w:tcPr>
+                <w:p>
+                  <w:pPr>
+                    <w:spacing w:after="0" w:before="0"/>
+                  </w:pPr>
+                  <w:r>
+                    <w:rPr>
+                      <w:rFonts w:ascii="Arial" w:cs="Arial" w:eastAsia="Arial" w:hAnsi="Arial"/>
+                      <w:color w:val="5A6B85"/>
+                      <w:sz w:val="21"/>
+                      <w:szCs w:val="21"/>
+                    </w:rPr>
+                    <w:t xml:space="preserve"/>
+                  </w:r>
+                </w:p>
+              </w:tc>
+            </w:tr>
+            <w:tr>
+              <w:trPr>
+                <w:cantSplit/>
+                <w:trHeight w:val="460" w:hRule="exact"/>
+              </w:trPr>
+              <w:tc>
+                <w:tcPr>
+                  <w:tcW w:type="dxa" w:w="10026"/>
+                  <w:tcBorders>
+                    <w:top w:val="none" w:color="FFFFFF" w:sz="0"/>
+                    <w:left w:val="none" w:color="FFFFFF" w:sz="0"/>
+                    <w:bottom w:val="dotted" w:color="9AA8BC" w:sz="6"/>
+                    <w:right w:val="none" w:color="FFFFFF" w:sz="0"/>
+                  </w:tcBorders>
+                  <w:tcMar>
+                    <w:left w:type="dxa" w:w="0"/>
+                    <w:bottom w:type="dxa" w:w="20"/>
+                    <w:right w:type="dxa" w:w="0"/>
+                  </w:tcMar>
+                  <w:vAlign w:val="bottom"/>
+                </w:tcPr>
+                <w:p>
+                  <w:pPr>
+                    <w:spacing w:after="0" w:before="0"/>
+                  </w:pPr>
+                  <w:r>
+                    <w:rPr>
+                      <w:rFonts w:ascii="Arial" w:cs="Arial" w:eastAsia="Arial" w:hAnsi="Arial"/>
+                      <w:color w:val="5A6B85"/>
+                      <w:sz w:val="21"/>
+                      <w:szCs w:val="21"/>
+                    </w:rPr>
+                    <w:t xml:space="preserve"/>
+                  </w:r>
+                </w:p>
+              </w:tc>
+            </w:tr>
+          </w:tbl>
+          <w:p>
+            <w:pPr>
+              <w:keepNext/>
+              <w:spacing w:after="60" w:before="120"/>
+            </w:pPr>
+            <w:r>
+              <w:rPr>
+                <w:rFonts w:ascii="Arial" w:cs="Arial" w:eastAsia="Arial" w:hAnsi="Arial"/>
+                <w:b/>
+                <w:bCs/>
+                <w:sz w:val="21"/>
+                <w:szCs w:val="21"/>
+              </w:rPr>
+              <w:t xml:space="preserve">A circuit should output 1 only when both sensors are on, but it uses an OR gate. How do you fix it?</w:t>
+            </w:r>
+          </w:p>
+          <w:tbl>
+            <w:tblPr>
+              <w:tblW w:type="dxa" w:w="10026"/>
+              <w:tblBorders>
+                <w:top w:val="single" w:color="auto" w:sz="4"/>
+                <w:left w:val="single" w:color="auto" w:sz="4"/>
+                <w:bottom w:val="single" w:color="auto" w:sz="4"/>
+                <w:right w:val="single" w:color="auto" w:sz="4"/>
+                <w:insideH w:val="single" w:color="auto" w:sz="4"/>
+                <w:insideV w:val="single" w:color="auto" w:sz="4"/>
+              </w:tblBorders>
+            </w:tblPr>
+            <w:tblGrid>
+              <w:gridCol w:w="10026"/>
+            </w:tblGrid>
+            <w:tr>
+              <w:trPr>
+                <w:cantSplit/>
+                <w:trHeight w:val="460" w:hRule="exact"/>
+              </w:trPr>
+              <w:tc>
+                <w:tcPr>
+                  <w:tcW w:type="dxa" w:w="10026"/>
+                  <w:tcBorders>
+                    <w:top w:val="none" w:color="FFFFFF" w:sz="0"/>
+                    <w:left w:val="none" w:color="FFFFFF" w:sz="0"/>
+                    <w:bottom w:val="dotted" w:color="9AA8BC" w:sz="6"/>
+                    <w:right w:val="none" w:color="FFFFFF" w:sz="0"/>
+                  </w:tcBorders>
+                  <w:tcMar>
+                    <w:left w:type="dxa" w:w="0"/>
+                    <w:bottom w:type="dxa" w:w="20"/>
+                    <w:right w:type="dxa" w:w="0"/>
+                  </w:tcMar>
+                  <w:vAlign w:val="bottom"/>
+                </w:tcPr>
+                <w:p>
+                  <w:pPr>
+                    <w:spacing w:after="0" w:before="0"/>
+                  </w:pPr>
+                  <w:r>
+                    <w:rPr>
+                      <w:rFonts w:ascii="Arial" w:cs="Arial" w:eastAsia="Arial" w:hAnsi="Arial"/>
+                      <w:color w:val="5A6B85"/>
+                      <w:sz w:val="21"/>
+                      <w:szCs w:val="21"/>
+                    </w:rPr>
+                    <w:t xml:space="preserve"/>
+                  </w:r>
+                </w:p>
+              </w:tc>
+            </w:tr>
+            <w:tr>
+              <w:trPr>
+                <w:cantSplit/>
+                <w:trHeight w:val="460" w:hRule="exact"/>
+              </w:trPr>
+              <w:tc>
+                <w:tcPr>
+                  <w:tcW w:type="dxa" w:w="10026"/>
+                  <w:tcBorders>
+                    <w:top w:val="none" w:color="FFFFFF" w:sz="0"/>
+                    <w:left w:val="none" w:color="FFFFFF" w:sz="0"/>
+                    <w:bottom w:val="dotted" w:color="9AA8BC" w:sz="6"/>
+                    <w:right w:val="none" w:color="FFFFFF" w:sz="0"/>
+                  </w:tcBorders>
+                  <w:tcMar>
+                    <w:left w:type="dxa" w:w="0"/>
+                    <w:bottom w:type="dxa" w:w="20"/>
+                    <w:right w:type="dxa" w:w="0"/>
+                  </w:tcMar>
+                  <w:vAlign w:val="bottom"/>
+                </w:tcPr>
+                <w:p>
+                  <w:pPr>
+                    <w:spacing w:after="0" w:before="0"/>
+                  </w:pPr>
+                  <w:r>
+                    <w:rPr>
+                      <w:rFonts w:ascii="Arial" w:cs="Arial" w:eastAsia="Arial" w:hAnsi="Arial"/>
+                      <w:color w:val="5A6B85"/>
+                      <w:sz w:val="21"/>
+                      <w:szCs w:val="21"/>
+                    </w:rPr>
+                    <w:t xml:space="preserve"/>
+                  </w:r>
+                </w:p>
+              </w:tc>
+            </w:tr>
+          </w:tbl>
+          <w:p>
+            <w:pPr>
+              <w:keepNext/>
+              <w:spacing w:after="60" w:before="120"/>
+            </w:pPr>
+            <w:r>
+              <w:rPr>
+                <w:rFonts w:ascii="Arial" w:cs="Arial" w:eastAsia="Arial" w:hAnsi="Arial"/>
+                <w:b/>
+                <w:bCs/>
+                <w:sz w:val="21"/>
+                <w:szCs w:val="21"/>
+              </w:rPr>
+              <w:t xml:space="preserve">The greenhouse window sensor is wired straight into the AND gate, without a NOT gate. What goes wrong?</w:t>
             </w:r>
           </w:p>
           <w:tbl>
@@ -9120,7 +9650,7 @@
                 <w:sz w:val="21"/>
                 <w:szCs w:val="21"/>
               </w:rPr>
-              <w:t xml:space="preserve">a)  A burglar alarm sounds (Q) when a window is open (A) OR a door is open (B), AND the alarm is set (C). Write the Boolean expression.  </w:t>
+              <w:t xml:space="preserve">a)  A fire door alarm sounds (Q) when the door is open (D) AND the building is locked (L), or when the test button (T) is pressed. Write the Boolean expression.  </w:t>
             </w:r>
             <w:r>
               <w:rPr>
